--- a/templates/iso45001_stage1.docx
+++ b/templates/iso45001_stage1.docx
@@ -453,27 +453,7 @@
           <w:sz w:val="48"/>
           <w:szCs w:val="22"/>
         </w:rPr>
-        <w:t>{{</w:t>
-      </w:r>
-      <w:proofErr w:type="spellStart"/>
-      <w:r>
-        <w:rPr>
-          <w:rFonts w:ascii="Calibri" w:hAnsi="Calibri" w:cs="Arial"/>
-          <w:b/>
-          <w:sz w:val="48"/>
-          <w:szCs w:val="22"/>
-        </w:rPr>
-        <w:t>organizationName</w:t>
-      </w:r>
-      <w:proofErr w:type="spellEnd"/>
-      <w:r>
-        <w:rPr>
-          <w:rFonts w:ascii="Calibri" w:hAnsi="Calibri" w:cs="Arial"/>
-          <w:b/>
-          <w:sz w:val="48"/>
-          <w:szCs w:val="22"/>
-        </w:rPr>
-        <w:t>}}</w:t>
+        <w:t>{{organizationName}}</w:t>
       </w:r>
     </w:p>
     <w:bookmarkEnd w:id="0"/>
@@ -636,23 +616,7 @@
                 <w:rFonts w:ascii="Calibri" w:hAnsi="Calibri" w:cs="Arial"/>
                 <w:szCs w:val="22"/>
               </w:rPr>
-              <w:t xml:space="preserve">{{ </w:t>
-            </w:r>
-            <w:proofErr w:type="spellStart"/>
-            <w:r>
-              <w:rPr>
-                <w:rFonts w:ascii="Calibri" w:hAnsi="Calibri" w:cs="Arial"/>
-                <w:szCs w:val="22"/>
-              </w:rPr>
-              <w:t>organizationName</w:t>
-            </w:r>
-            <w:proofErr w:type="spellEnd"/>
-            <w:r>
-              <w:rPr>
-                <w:rFonts w:ascii="Calibri" w:hAnsi="Calibri" w:cs="Arial"/>
-                <w:szCs w:val="22"/>
-              </w:rPr>
-              <w:t xml:space="preserve"> }}</w:t>
+              <w:t>{{ organizationName }}</w:t>
             </w:r>
           </w:p>
         </w:tc>
@@ -763,21 +727,7 @@
               <w:rPr>
                 <w:szCs w:val="22"/>
               </w:rPr>
-              <w:t xml:space="preserve">{{ </w:t>
-            </w:r>
-            <w:proofErr w:type="spellStart"/>
-            <w:r>
-              <w:rPr>
-                <w:szCs w:val="22"/>
-              </w:rPr>
-              <w:t>siteAddress</w:t>
-            </w:r>
-            <w:proofErr w:type="spellEnd"/>
-            <w:r>
-              <w:rPr>
-                <w:szCs w:val="22"/>
-              </w:rPr>
-              <w:t xml:space="preserve"> }}</w:t>
+              <w:t>{{ siteAddress }}</w:t>
             </w:r>
           </w:p>
         </w:tc>
@@ -833,21 +783,7 @@
               <w:rPr>
                 <w:rFonts w:ascii="Arial" w:hAnsi="Arial" w:cs="Arial"/>
               </w:rPr>
-              <w:t>{{</w:t>
-            </w:r>
-            <w:proofErr w:type="spellStart"/>
-            <w:r>
-              <w:rPr>
-                <w:rFonts w:ascii="Arial" w:hAnsi="Arial" w:cs="Arial"/>
-              </w:rPr>
-              <w:t>clientName</w:t>
-            </w:r>
-            <w:proofErr w:type="spellEnd"/>
-            <w:r>
-              <w:rPr>
-                <w:rFonts w:ascii="Arial" w:hAnsi="Arial" w:cs="Arial"/>
-              </w:rPr>
-              <w:t>}}</w:t>
+              <w:t>{{clientName}}</w:t>
             </w:r>
           </w:p>
         </w:tc>
@@ -903,21 +839,7 @@
               <w:rPr>
                 <w:szCs w:val="22"/>
               </w:rPr>
-              <w:t>{{</w:t>
-            </w:r>
-            <w:proofErr w:type="spellStart"/>
-            <w:r>
-              <w:rPr>
-                <w:szCs w:val="22"/>
-              </w:rPr>
-              <w:t>telephoneFax</w:t>
-            </w:r>
-            <w:proofErr w:type="spellEnd"/>
-            <w:r>
-              <w:rPr>
-                <w:szCs w:val="22"/>
-              </w:rPr>
-              <w:t>}}</w:t>
+              <w:t>{{telephoneFax}}</w:t>
             </w:r>
           </w:p>
         </w:tc>
@@ -976,21 +898,7 @@
               <w:rPr>
                 <w:szCs w:val="22"/>
               </w:rPr>
-              <w:t>{{</w:t>
-            </w:r>
-            <w:proofErr w:type="spellStart"/>
-            <w:r>
-              <w:rPr>
-                <w:szCs w:val="22"/>
-              </w:rPr>
-              <w:t>emailId</w:t>
-            </w:r>
-            <w:proofErr w:type="spellEnd"/>
-            <w:r>
-              <w:rPr>
-                <w:szCs w:val="22"/>
-              </w:rPr>
-              <w:t>}}</w:t>
+              <w:t>{{emailId}}</w:t>
             </w:r>
           </w:p>
         </w:tc>
@@ -1165,7 +1073,6 @@
               </w:rPr>
               <w:t>{{</w:t>
             </w:r>
-            <w:proofErr w:type="spellStart"/>
             <w:r>
               <w:rPr>
                 <w:rFonts w:ascii="Calibri" w:hAnsi="Calibri" w:cs="Arial"/>
@@ -1175,7 +1082,6 @@
               </w:rPr>
               <w:t>dateOfLastInternalAudit</w:t>
             </w:r>
-            <w:proofErr w:type="spellEnd"/>
             <w:r>
               <w:rPr>
                 <w:rFonts w:ascii="Calibri" w:hAnsi="Calibri" w:cs="Arial"/>
@@ -1245,7 +1151,6 @@
               </w:rPr>
               <w:t>{{</w:t>
             </w:r>
-            <w:proofErr w:type="spellStart"/>
             <w:r>
               <w:rPr>
                 <w:rFonts w:ascii="Calibri" w:hAnsi="Calibri" w:cs="Arial"/>
@@ -1255,7 +1160,6 @@
               </w:rPr>
               <w:t>dateOfLastManagementReview</w:t>
             </w:r>
-            <w:proofErr w:type="spellEnd"/>
             <w:r>
               <w:rPr>
                 <w:rFonts w:ascii="Calibri" w:hAnsi="Calibri" w:cs="Arial"/>
@@ -1328,23 +1232,7 @@
                 <w:rFonts w:ascii="Calibri" w:hAnsi="Calibri"/>
                 <w:szCs w:val="22"/>
               </w:rPr>
-              <w:t>{{</w:t>
-            </w:r>
-            <w:proofErr w:type="spellStart"/>
-            <w:r>
-              <w:rPr>
-                <w:rFonts w:ascii="Calibri" w:hAnsi="Calibri"/>
-                <w:szCs w:val="22"/>
-              </w:rPr>
-              <w:t>iafCode</w:t>
-            </w:r>
-            <w:proofErr w:type="spellEnd"/>
-            <w:r>
-              <w:rPr>
-                <w:rFonts w:ascii="Calibri" w:hAnsi="Calibri"/>
-                <w:szCs w:val="22"/>
-              </w:rPr>
-              <w:t>}}</w:t>
+              <w:t>{{iafCode}}</w:t>
             </w:r>
           </w:p>
         </w:tc>
@@ -1403,23 +1291,7 @@
                 <w:rFonts w:ascii="Calibri" w:hAnsi="Calibri"/>
                 <w:szCs w:val="22"/>
               </w:rPr>
-              <w:t>{{</w:t>
-            </w:r>
-            <w:proofErr w:type="spellStart"/>
-            <w:r>
-              <w:rPr>
-                <w:rFonts w:ascii="Calibri" w:hAnsi="Calibri"/>
-                <w:szCs w:val="22"/>
-              </w:rPr>
-              <w:t>riskCategory</w:t>
-            </w:r>
-            <w:proofErr w:type="spellEnd"/>
-            <w:r>
-              <w:rPr>
-                <w:rFonts w:ascii="Calibri" w:hAnsi="Calibri"/>
-                <w:szCs w:val="22"/>
-              </w:rPr>
-              <w:t>}}</w:t>
+              <w:t>{{riskCategory}}</w:t>
             </w:r>
           </w:p>
         </w:tc>
@@ -1476,21 +1348,7 @@
               <w:rPr>
                 <w:szCs w:val="22"/>
               </w:rPr>
-              <w:t xml:space="preserve">{{ </w:t>
-            </w:r>
-            <w:proofErr w:type="spellStart"/>
-            <w:r>
-              <w:rPr>
-                <w:szCs w:val="22"/>
-              </w:rPr>
-              <w:t>numberOfEmployees</w:t>
-            </w:r>
-            <w:proofErr w:type="spellEnd"/>
-            <w:r>
-              <w:rPr>
-                <w:szCs w:val="22"/>
-              </w:rPr>
-              <w:t xml:space="preserve"> }}</w:t>
+              <w:t>{{ numberOfEmployees }}</w:t>
             </w:r>
           </w:p>
         </w:tc>
@@ -1548,39 +1406,7 @@
                 <w:rFonts w:ascii="Calibri" w:hAnsi="Calibri"/>
                 <w:szCs w:val="22"/>
               </w:rPr>
-              <w:t>{{</w:t>
-            </w:r>
-            <w:proofErr w:type="spellStart"/>
-            <w:r>
-              <w:rPr>
-                <w:rFonts w:ascii="Calibri" w:hAnsi="Calibri"/>
-                <w:szCs w:val="22"/>
-              </w:rPr>
-              <w:t>startDateOfAudit</w:t>
-            </w:r>
-            <w:proofErr w:type="spellEnd"/>
-            <w:r>
-              <w:rPr>
-                <w:rFonts w:ascii="Calibri" w:hAnsi="Calibri"/>
-                <w:szCs w:val="22"/>
-              </w:rPr>
-              <w:t>}} to {{</w:t>
-            </w:r>
-            <w:proofErr w:type="spellStart"/>
-            <w:r>
-              <w:rPr>
-                <w:rFonts w:ascii="Calibri" w:hAnsi="Calibri"/>
-                <w:szCs w:val="22"/>
-              </w:rPr>
-              <w:t>endDateOfAudit</w:t>
-            </w:r>
-            <w:proofErr w:type="spellEnd"/>
-            <w:r>
-              <w:rPr>
-                <w:rFonts w:ascii="Calibri" w:hAnsi="Calibri"/>
-                <w:szCs w:val="22"/>
-              </w:rPr>
-              <w:t>}}</w:t>
+              <w:t>{{startDateOfAudit}} to {{endDateOfAudit}}</w:t>
             </w:r>
           </w:p>
         </w:tc>
@@ -1638,23 +1464,7 @@
                 <w:rFonts w:ascii="Calibri" w:hAnsi="Calibri"/>
                 <w:szCs w:val="22"/>
               </w:rPr>
-              <w:t>{{</w:t>
-            </w:r>
-            <w:proofErr w:type="spellStart"/>
-            <w:r>
-              <w:rPr>
-                <w:rFonts w:ascii="Calibri" w:hAnsi="Calibri"/>
-                <w:szCs w:val="22"/>
-              </w:rPr>
-              <w:t>auditTeam</w:t>
-            </w:r>
-            <w:proofErr w:type="spellEnd"/>
-            <w:r>
-              <w:rPr>
-                <w:rFonts w:ascii="Calibri" w:hAnsi="Calibri"/>
-                <w:szCs w:val="22"/>
-              </w:rPr>
-              <w:t>}}</w:t>
+              <w:t>{{auditTeam}}</w:t>
             </w:r>
           </w:p>
         </w:tc>
@@ -1949,23 +1759,7 @@
                 <w:rFonts w:ascii="Arial" w:hAnsi="Arial" w:cs="Arial"/>
                 <w:b/>
               </w:rPr>
-              <w:t xml:space="preserve">Are there any significant issues impacting on the audit </w:t>
-            </w:r>
-            <w:proofErr w:type="spellStart"/>
-            <w:r>
-              <w:rPr>
-                <w:rFonts w:ascii="Arial" w:hAnsi="Arial" w:cs="Arial"/>
-                <w:b/>
-              </w:rPr>
-              <w:t>programme</w:t>
-            </w:r>
-            <w:proofErr w:type="spellEnd"/>
-            <w:r>
-              <w:rPr>
-                <w:rFonts w:ascii="Arial" w:hAnsi="Arial" w:cs="Arial"/>
-                <w:b/>
-              </w:rPr>
-              <w:t xml:space="preserve"> if Yes then reasons?</w:t>
+              <w:t>Are there any significant issues impacting on the audit programme if Yes then reasons?</w:t>
             </w:r>
           </w:p>
         </w:tc>
@@ -2290,7 +2084,7 @@
                 <w:rFonts w:ascii="Arial" w:hAnsi="Arial" w:cs="Arial"/>
                 <w:b/>
               </w:rPr>
-              <w:t>About Infrastructure (like description of the building, nos. of floors, manufacturing machinery, other activities done within the Unit)</w:t>
+              <w:t>About Infrastructure</w:t>
             </w:r>
           </w:p>
           <w:p>
@@ -2349,7 +2143,15 @@
                 <w:rFonts w:ascii="Arial" w:hAnsi="Arial" w:cs="Arial"/>
                 <w:b/>
               </w:rPr>
-              <w:t>Verification of information provided by the client</w:t>
+              <w:t xml:space="preserve">Verification of information provided by </w:t>
+            </w:r>
+            <w:r>
+              <w:rPr>
+                <w:rFonts w:ascii="Arial" w:hAnsi="Arial" w:cs="Arial"/>
+                <w:b/>
+              </w:rPr>
+              <w:lastRenderedPageBreak/>
+              <w:t>the client</w:t>
             </w:r>
           </w:p>
         </w:tc>
@@ -3608,7 +3410,6 @@
                 <w:sz w:val="22"/>
                 <w:szCs w:val="22"/>
               </w:rPr>
-              <w:lastRenderedPageBreak/>
               <w:t>6.1</w:t>
             </w:r>
           </w:p>
@@ -3720,7 +3521,16 @@
                 <w:sz w:val="22"/>
                 <w:szCs w:val="22"/>
               </w:rPr>
-              <w:t xml:space="preserve">Evidence that RISKS AND OPPPORTUNITIES related to OH&amp;S hazards &amp; risks, compliance obligations and other issues have been identified and addressed. </w:t>
+              <w:t xml:space="preserve">Evidence that RISKS AND </w:t>
+            </w:r>
+            <w:r>
+              <w:rPr>
+                <w:rFonts w:ascii="Calibri" w:hAnsi="Calibri" w:cs="Calibri"/>
+                <w:sz w:val="22"/>
+                <w:szCs w:val="22"/>
+              </w:rPr>
+              <w:lastRenderedPageBreak/>
+              <w:t xml:space="preserve">OPPPORTUNITIES related to OH&amp;S hazards &amp; risks, compliance obligations and other issues have been identified and addressed. </w:t>
             </w:r>
           </w:p>
         </w:tc>
@@ -3737,6 +3547,7 @@
               </w:rPr>
             </w:pPr>
             <w:r>
+              <w:lastRenderedPageBreak/>
               <w:t>{{clause}}</w:t>
             </w:r>
           </w:p>
@@ -4648,7 +4459,7 @@
                 <w:sz w:val="22"/>
                 <w:szCs w:val="22"/>
               </w:rPr>
-              <w:t xml:space="preserve">Documented information </w:t>
+              <w:t xml:space="preserve">Documented information supporting AWARENESS of persons working under the organizations control of OH&amp;S policy; significant </w:t>
             </w:r>
             <w:r>
               <w:rPr>
@@ -4657,7 +4468,7 @@
                 <w:szCs w:val="22"/>
               </w:rPr>
               <w:lastRenderedPageBreak/>
-              <w:t>supporting AWARENESS of persons working under the organizations control of OH&amp;S policy; significant OH&amp;</w:t>
+              <w:t>OH&amp;</w:t>
             </w:r>
             <w:r>
               <w:rPr>
@@ -5686,7 +5497,7 @@
                 <w:sz w:val="22"/>
                 <w:szCs w:val="22"/>
               </w:rPr>
-              <w:t xml:space="preserve">Evidence that the organization has </w:t>
+              <w:t xml:space="preserve">Evidence that the organization has demonstrated it has achieved compliance with the LEGAL OH&amp;S requirements through its own </w:t>
             </w:r>
             <w:r>
               <w:rPr>
@@ -5695,7 +5506,7 @@
                 <w:szCs w:val="22"/>
               </w:rPr>
               <w:lastRenderedPageBreak/>
-              <w:t xml:space="preserve">demonstrated it has achieved compliance with the LEGAL OH&amp;S requirements through its own compliance (IAF MD 22:2018, C.2.2) &amp; (ISO 45001, </w:t>
+              <w:t xml:space="preserve">compliance (IAF MD 22:2018, C.2.2) &amp; (ISO 45001, </w:t>
             </w:r>
           </w:p>
         </w:tc>
@@ -6396,9 +6207,12 @@
     </w:p>
     <w:p>
       <w:pPr>
+        <w:jc w:val="center"/>
         <w:rPr>
           <w:rFonts w:ascii="Calibri" w:hAnsi="Calibri" w:cs="Calibri"/>
           <w:b/>
+          <w:bCs/>
+          <w:color w:val="FF0000"/>
           <w:sz w:val="22"/>
           <w:szCs w:val="22"/>
         </w:rPr>
@@ -6407,16 +6221,22 @@
         <w:rPr>
           <w:rFonts w:ascii="Calibri" w:hAnsi="Calibri" w:cs="Calibri"/>
           <w:b/>
+          <w:bCs/>
+          <w:color w:val="FF0000"/>
           <w:sz w:val="22"/>
           <w:szCs w:val="22"/>
         </w:rPr>
-        <w:t>Non-Conformities</w:t>
+        <w:t>Status of Non Conformities Raised:</w:t>
       </w:r>
     </w:p>
     <w:p>
       <w:pPr>
+        <w:jc w:val="center"/>
         <w:rPr>
           <w:rFonts w:ascii="Calibri" w:hAnsi="Calibri" w:cs="Calibri"/>
+          <w:b/>
+          <w:bCs/>
+          <w:color w:val="FF0000"/>
           <w:sz w:val="22"/>
           <w:szCs w:val="22"/>
         </w:rPr>
@@ -6437,14 +6257,15 @@
         <w:tblLook w:val="04A0" w:firstRow="1" w:lastRow="0" w:firstColumn="1" w:lastColumn="0" w:noHBand="0" w:noVBand="1"/>
       </w:tblPr>
       <w:tblGrid>
-        <w:gridCol w:w="1223"/>
-        <w:gridCol w:w="6818"/>
-        <w:gridCol w:w="2714"/>
+        <w:gridCol w:w="10735"/>
       </w:tblGrid>
       <w:tr>
-        <w:tc>
-          <w:tcPr>
-            <w:tcW w:w="1223" w:type="dxa"/>
+        <w:trPr>
+          <w:trHeight w:val="651"/>
+        </w:trPr>
+        <w:tc>
+          <w:tcPr>
+            <w:tcW w:w="10735" w:type="dxa"/>
             <w:tcBorders>
               <w:top w:val="single" w:sz="4" w:space="0" w:color="000000"/>
               <w:left w:val="single" w:sz="4" w:space="0" w:color="000000"/>
@@ -6466,230 +6287,49 @@
             </w:pPr>
             <w:r>
               <w:rPr>
-                <w:rFonts w:ascii="Calibri" w:hAnsi="Calibri" w:cs="Calibri"/>
-                <w:b/>
-                <w:sz w:val="22"/>
-                <w:szCs w:val="22"/>
-              </w:rPr>
-              <w:t>Sl. N.</w:t>
-            </w:r>
-          </w:p>
-        </w:tc>
-        <w:tc>
-          <w:tcPr>
-            <w:tcW w:w="6818" w:type="dxa"/>
-            <w:tcBorders>
-              <w:top w:val="single" w:sz="4" w:space="0" w:color="000000"/>
-              <w:left w:val="single" w:sz="4" w:space="0" w:color="000000"/>
-              <w:bottom w:val="single" w:sz="4" w:space="0" w:color="000000"/>
-              <w:right w:val="single" w:sz="4" w:space="0" w:color="000000"/>
-            </w:tcBorders>
-            <w:hideMark/>
-          </w:tcPr>
-          <w:p>
-            <w:pPr>
-              <w:spacing w:line="360" w:lineRule="auto"/>
-              <w:jc w:val="center"/>
-              <w:rPr>
-                <w:rFonts w:ascii="Calibri" w:hAnsi="Calibri" w:cs="Calibri"/>
-                <w:b/>
-                <w:sz w:val="22"/>
-                <w:szCs w:val="22"/>
-              </w:rPr>
-            </w:pPr>
-            <w:r>
-              <w:rPr>
-                <w:rFonts w:ascii="Calibri" w:hAnsi="Calibri" w:cs="Calibri"/>
-                <w:b/>
-                <w:sz w:val="22"/>
-                <w:szCs w:val="22"/>
-              </w:rPr>
-              <w:t>Non-conformities</w:t>
-            </w:r>
-            <w:r>
-              <w:rPr>
-                <w:rFonts w:ascii="Calibri" w:hAnsi="Calibri" w:cs="Calibri"/>
-                <w:b/>
-                <w:sz w:val="22"/>
-                <w:szCs w:val="22"/>
-              </w:rPr>
-              <w:t>/ Inadequacies/Observation</w:t>
-            </w:r>
-          </w:p>
-        </w:tc>
-        <w:tc>
-          <w:tcPr>
-            <w:tcW w:w="2714" w:type="dxa"/>
-            <w:tcBorders>
-              <w:top w:val="single" w:sz="4" w:space="0" w:color="000000"/>
-              <w:left w:val="single" w:sz="4" w:space="0" w:color="000000"/>
-              <w:bottom w:val="single" w:sz="4" w:space="0" w:color="000000"/>
-              <w:right w:val="single" w:sz="4" w:space="0" w:color="000000"/>
-            </w:tcBorders>
-            <w:hideMark/>
-          </w:tcPr>
-          <w:p>
-            <w:pPr>
-              <w:spacing w:line="360" w:lineRule="auto"/>
-              <w:jc w:val="both"/>
-              <w:rPr>
-                <w:rFonts w:ascii="Calibri" w:hAnsi="Calibri" w:cs="Calibri"/>
-                <w:b/>
-                <w:sz w:val="22"/>
-                <w:szCs w:val="22"/>
-              </w:rPr>
-            </w:pPr>
-            <w:r>
-              <w:rPr>
-                <w:rFonts w:ascii="Calibri" w:hAnsi="Calibri" w:cs="Calibri"/>
-                <w:b/>
-                <w:sz w:val="22"/>
-                <w:szCs w:val="22"/>
-              </w:rPr>
-              <w:t>Clause reference</w:t>
-            </w:r>
-          </w:p>
-        </w:tc>
-      </w:tr>
-      <w:tr>
-        <w:tc>
-          <w:tcPr>
-            <w:tcW w:w="1223" w:type="dxa"/>
-            <w:tcBorders>
-              <w:top w:val="single" w:sz="4" w:space="0" w:color="000000"/>
-              <w:left w:val="single" w:sz="4" w:space="0" w:color="000000"/>
-              <w:bottom w:val="single" w:sz="4" w:space="0" w:color="000000"/>
-              <w:right w:val="single" w:sz="4" w:space="0" w:color="000000"/>
-            </w:tcBorders>
-          </w:tcPr>
-          <w:p>
-            <w:pPr>
-              <w:tabs>
-                <w:tab w:val="left" w:pos="540"/>
-                <w:tab w:val="left" w:pos="3480"/>
-              </w:tabs>
-              <w:rPr>
-                <w:rFonts w:ascii="Calibri" w:hAnsi="Calibri" w:cs="Calibri"/>
-                <w:b/>
-                <w:sz w:val="22"/>
-                <w:szCs w:val="22"/>
-              </w:rPr>
-            </w:pPr>
-          </w:p>
-        </w:tc>
-        <w:tc>
-          <w:tcPr>
-            <w:tcW w:w="6818" w:type="dxa"/>
-            <w:tcBorders>
-              <w:top w:val="single" w:sz="4" w:space="0" w:color="000000"/>
-              <w:left w:val="single" w:sz="4" w:space="0" w:color="000000"/>
-              <w:bottom w:val="single" w:sz="4" w:space="0" w:color="000000"/>
-              <w:right w:val="single" w:sz="4" w:space="0" w:color="000000"/>
-            </w:tcBorders>
-          </w:tcPr>
-          <w:p>
-            <w:pPr>
-              <w:tabs>
-                <w:tab w:val="left" w:pos="540"/>
-                <w:tab w:val="left" w:pos="3480"/>
-              </w:tabs>
-              <w:jc w:val="both"/>
-              <w:rPr>
-                <w:rFonts w:ascii="Calibri" w:hAnsi="Calibri" w:cs="Calibri"/>
-                <w:bCs/>
-                <w:sz w:val="22"/>
-                <w:szCs w:val="22"/>
-              </w:rPr>
-            </w:pPr>
-          </w:p>
-        </w:tc>
-        <w:tc>
-          <w:tcPr>
-            <w:tcW w:w="2714" w:type="dxa"/>
-            <w:tcBorders>
-              <w:top w:val="single" w:sz="4" w:space="0" w:color="000000"/>
-              <w:left w:val="single" w:sz="4" w:space="0" w:color="000000"/>
-              <w:bottom w:val="single" w:sz="4" w:space="0" w:color="000000"/>
-              <w:right w:val="single" w:sz="4" w:space="0" w:color="000000"/>
-            </w:tcBorders>
-          </w:tcPr>
-          <w:p>
-            <w:pPr>
-              <w:spacing w:line="360" w:lineRule="auto"/>
-              <w:jc w:val="both"/>
-              <w:rPr>
-                <w:rFonts w:ascii="Calibri" w:hAnsi="Calibri" w:cs="Calibri"/>
-                <w:i/>
-                <w:sz w:val="22"/>
-                <w:szCs w:val="22"/>
-              </w:rPr>
-            </w:pPr>
+                <w:rFonts w:cs="Calibri"/>
+                <w:b/>
+              </w:rPr>
+              <w:t>Minor NCs raised:</w:t>
+            </w:r>
           </w:p>
         </w:tc>
       </w:tr>
     </w:tbl>
     <w:p>
       <w:pPr>
-        <w:rPr>
-          <w:rFonts w:ascii="Calibri" w:hAnsi="Calibri" w:cs="Calibri"/>
-          <w:sz w:val="22"/>
-          <w:szCs w:val="22"/>
-        </w:rPr>
-      </w:pPr>
-    </w:p>
-    <w:p>
-      <w:pPr>
-        <w:rPr>
-          <w:rFonts w:ascii="Calibri" w:hAnsi="Calibri" w:cs="Calibri"/>
-          <w:sz w:val="22"/>
-          <w:szCs w:val="22"/>
-        </w:rPr>
-      </w:pPr>
-    </w:p>
-    <w:p>
-      <w:pPr>
+        <w:jc w:val="center"/>
         <w:rPr>
           <w:rFonts w:ascii="Calibri" w:hAnsi="Calibri" w:cs="Calibri"/>
           <w:b/>
-          <w:sz w:val="22"/>
-          <w:szCs w:val="22"/>
+          <w:bCs/>
+          <w:color w:val="FF0000"/>
+        </w:rPr>
+      </w:pPr>
+    </w:p>
+    <w:p>
+      <w:pPr>
+        <w:jc w:val="center"/>
+        <w:rPr>
+          <w:rFonts w:ascii="Calibri" w:hAnsi="Calibri" w:cs="Calibri"/>
+          <w:b/>
+          <w:bCs/>
+          <w:color w:val="FF0000"/>
         </w:rPr>
       </w:pPr>
       <w:r>
         <w:rPr>
           <w:rFonts w:ascii="Calibri" w:hAnsi="Calibri" w:cs="Calibri"/>
           <w:b/>
-          <w:sz w:val="22"/>
-          <w:szCs w:val="22"/>
+          <w:bCs/>
+          <w:color w:val="FF0000"/>
         </w:rPr>
-        <w:t>Observations</w:t>
+        <w:t>Observations:</w:t>
       </w:r>
-      <w:r>
-        <w:rPr>
-          <w:rFonts w:ascii="Calibri" w:hAnsi="Calibri" w:cs="Calibri"/>
-          <w:b/>
-          <w:sz w:val="22"/>
-          <w:szCs w:val="22"/>
-        </w:rPr>
-        <w:t xml:space="preserve"> </w:t>
-      </w:r>
-    </w:p>
-    <w:p>
-      <w:pPr>
-        <w:spacing w:line="360" w:lineRule="auto"/>
-        <w:jc w:val="both"/>
-        <w:rPr>
-          <w:rFonts w:ascii="Calibri" w:hAnsi="Calibri" w:cs="Calibri"/>
-          <w:b/>
-          <w:sz w:val="22"/>
-          <w:szCs w:val="22"/>
-        </w:rPr>
-      </w:pPr>
     </w:p>
     <w:tbl>
       <w:tblPr>
         <w:tblW w:w="0" w:type="auto"/>
-        <w:tblInd w:w="-72" w:type="dxa"/>
         <w:tblBorders>
           <w:top w:val="single" w:sz="4" w:space="0" w:color="000000"/>
           <w:left w:val="single" w:sz="4" w:space="0" w:color="000000"/>
@@ -6701,417 +6341,50 @@
         <w:tblLook w:val="04A0" w:firstRow="1" w:lastRow="0" w:firstColumn="1" w:lastColumn="0" w:noHBand="0" w:noVBand="1"/>
       </w:tblPr>
       <w:tblGrid>
-        <w:gridCol w:w="1223"/>
-        <w:gridCol w:w="6818"/>
-        <w:gridCol w:w="2714"/>
+        <w:gridCol w:w="10683"/>
       </w:tblGrid>
       <w:tr>
         <w:tc>
           <w:tcPr>
-            <w:tcW w:w="1223" w:type="dxa"/>
-            <w:tcBorders>
-              <w:top w:val="single" w:sz="4" w:space="0" w:color="000000"/>
-              <w:left w:val="single" w:sz="4" w:space="0" w:color="000000"/>
-              <w:bottom w:val="single" w:sz="4" w:space="0" w:color="000000"/>
-              <w:right w:val="single" w:sz="4" w:space="0" w:color="000000"/>
-            </w:tcBorders>
-            <w:hideMark/>
-          </w:tcPr>
-          <w:p>
-            <w:pPr>
-              <w:spacing w:line="360" w:lineRule="auto"/>
-              <w:jc w:val="both"/>
-              <w:rPr>
-                <w:rFonts w:ascii="Calibri" w:hAnsi="Calibri" w:cs="Calibri"/>
-                <w:b/>
-                <w:sz w:val="22"/>
-                <w:szCs w:val="22"/>
-              </w:rPr>
-            </w:pPr>
-            <w:r>
-              <w:rPr>
-                <w:rFonts w:ascii="Calibri" w:hAnsi="Calibri" w:cs="Calibri"/>
-                <w:b/>
-                <w:sz w:val="22"/>
-                <w:szCs w:val="22"/>
-              </w:rPr>
-              <w:t>Sl. N.</w:t>
-            </w:r>
-          </w:p>
-        </w:tc>
-        <w:tc>
-          <w:tcPr>
-            <w:tcW w:w="6818" w:type="dxa"/>
-            <w:tcBorders>
-              <w:top w:val="single" w:sz="4" w:space="0" w:color="000000"/>
-              <w:left w:val="single" w:sz="4" w:space="0" w:color="000000"/>
-              <w:bottom w:val="single" w:sz="4" w:space="0" w:color="000000"/>
-              <w:right w:val="single" w:sz="4" w:space="0" w:color="000000"/>
-            </w:tcBorders>
-            <w:hideMark/>
-          </w:tcPr>
-          <w:p>
-            <w:pPr>
-              <w:spacing w:line="360" w:lineRule="auto"/>
-              <w:jc w:val="center"/>
-              <w:rPr>
-                <w:rFonts w:ascii="Calibri" w:hAnsi="Calibri" w:cs="Calibri"/>
-                <w:b/>
-                <w:sz w:val="22"/>
-                <w:szCs w:val="22"/>
-              </w:rPr>
-            </w:pPr>
-            <w:r>
-              <w:rPr>
-                <w:rFonts w:ascii="Calibri" w:hAnsi="Calibri" w:cs="Calibri"/>
-                <w:b/>
-                <w:sz w:val="22"/>
-                <w:szCs w:val="22"/>
-              </w:rPr>
-              <w:t>Non-conformities</w:t>
-            </w:r>
-            <w:r>
-              <w:rPr>
-                <w:rFonts w:ascii="Calibri" w:hAnsi="Calibri" w:cs="Calibri"/>
-                <w:b/>
-                <w:sz w:val="22"/>
-                <w:szCs w:val="22"/>
-              </w:rPr>
-              <w:t>/ Inadequacies/Observation</w:t>
-            </w:r>
-          </w:p>
-        </w:tc>
-        <w:tc>
-          <w:tcPr>
-            <w:tcW w:w="2714" w:type="dxa"/>
-            <w:tcBorders>
-              <w:top w:val="single" w:sz="4" w:space="0" w:color="000000"/>
-              <w:left w:val="single" w:sz="4" w:space="0" w:color="000000"/>
-              <w:bottom w:val="single" w:sz="4" w:space="0" w:color="000000"/>
-              <w:right w:val="single" w:sz="4" w:space="0" w:color="000000"/>
-            </w:tcBorders>
-            <w:hideMark/>
-          </w:tcPr>
-          <w:p>
-            <w:pPr>
-              <w:spacing w:line="360" w:lineRule="auto"/>
-              <w:jc w:val="both"/>
-              <w:rPr>
-                <w:rFonts w:ascii="Calibri" w:hAnsi="Calibri" w:cs="Calibri"/>
-                <w:b/>
-                <w:sz w:val="22"/>
-                <w:szCs w:val="22"/>
-              </w:rPr>
-            </w:pPr>
-            <w:r>
-              <w:rPr>
-                <w:rFonts w:ascii="Calibri" w:hAnsi="Calibri" w:cs="Calibri"/>
-                <w:b/>
-                <w:sz w:val="22"/>
-                <w:szCs w:val="22"/>
-              </w:rPr>
-              <w:t>Clause reference</w:t>
-            </w:r>
-          </w:p>
-        </w:tc>
-      </w:tr>
-      <w:tr>
-        <w:tc>
-          <w:tcPr>
-            <w:tcW w:w="1223" w:type="dxa"/>
-            <w:tcBorders>
-              <w:top w:val="single" w:sz="4" w:space="0" w:color="000000"/>
-              <w:left w:val="single" w:sz="4" w:space="0" w:color="000000"/>
-              <w:bottom w:val="single" w:sz="4" w:space="0" w:color="000000"/>
-              <w:right w:val="single" w:sz="4" w:space="0" w:color="000000"/>
-            </w:tcBorders>
-          </w:tcPr>
-          <w:p>
-            <w:pPr>
-              <w:tabs>
-                <w:tab w:val="left" w:pos="540"/>
-                <w:tab w:val="left" w:pos="3480"/>
-              </w:tabs>
-              <w:rPr>
-                <w:rFonts w:ascii="Calibri" w:hAnsi="Calibri" w:cs="Calibri"/>
-                <w:b/>
-                <w:sz w:val="22"/>
-                <w:szCs w:val="22"/>
-              </w:rPr>
-            </w:pPr>
-          </w:p>
-        </w:tc>
-        <w:tc>
-          <w:tcPr>
-            <w:tcW w:w="6818" w:type="dxa"/>
-            <w:tcBorders>
-              <w:top w:val="single" w:sz="4" w:space="0" w:color="000000"/>
-              <w:left w:val="single" w:sz="4" w:space="0" w:color="000000"/>
-              <w:bottom w:val="single" w:sz="4" w:space="0" w:color="000000"/>
-              <w:right w:val="single" w:sz="4" w:space="0" w:color="000000"/>
-            </w:tcBorders>
-          </w:tcPr>
-          <w:p>
-            <w:pPr>
-              <w:tabs>
-                <w:tab w:val="left" w:pos="540"/>
-                <w:tab w:val="left" w:pos="3480"/>
-              </w:tabs>
-              <w:jc w:val="both"/>
-              <w:rPr>
-                <w:rFonts w:ascii="Calibri" w:hAnsi="Calibri" w:cs="Calibri"/>
+            <w:tcW w:w="10683" w:type="dxa"/>
+            <w:shd w:val="clear" w:color="auto" w:fill="auto"/>
+          </w:tcPr>
+          <w:p>
+            <w:pPr>
+              <w:rPr>
+                <w:rFonts w:ascii="Calibri" w:hAnsi="Calibri" w:cs="Calibri"/>
+                <w:b/>
+              </w:rPr>
+            </w:pPr>
+            <w:r>
+              <w:rPr>
+                <w:rFonts w:ascii="Calibri" w:hAnsi="Calibri" w:cs="Calibri"/>
+                <w:b/>
+              </w:rPr>
+              <w:t>Observations</w:t>
+            </w:r>
+            <w:r>
+              <w:rPr>
+                <w:rFonts w:ascii="Calibri" w:hAnsi="Calibri" w:cs="Calibri"/>
+                <w:b/>
+              </w:rPr>
+              <w:t xml:space="preserve"> raised</w:t>
+            </w:r>
+            <w:r>
+              <w:rPr>
+                <w:rFonts w:ascii="Calibri" w:hAnsi="Calibri" w:cs="Calibri"/>
+                <w:b/>
+              </w:rPr>
+              <w:t>:</w:t>
+            </w:r>
+          </w:p>
+          <w:p>
+            <w:pPr>
+              <w:rPr>
+                <w:rFonts w:ascii="Calibri" w:hAnsi="Calibri" w:cs="Calibri"/>
+                <w:b/>
                 <w:bCs/>
-                <w:sz w:val="22"/>
-                <w:szCs w:val="22"/>
-              </w:rPr>
-            </w:pPr>
-          </w:p>
-        </w:tc>
-        <w:tc>
-          <w:tcPr>
-            <w:tcW w:w="2714" w:type="dxa"/>
-            <w:tcBorders>
-              <w:top w:val="single" w:sz="4" w:space="0" w:color="000000"/>
-              <w:left w:val="single" w:sz="4" w:space="0" w:color="000000"/>
-              <w:bottom w:val="single" w:sz="4" w:space="0" w:color="000000"/>
-              <w:right w:val="single" w:sz="4" w:space="0" w:color="000000"/>
-            </w:tcBorders>
-          </w:tcPr>
-          <w:p>
-            <w:pPr>
-              <w:spacing w:line="360" w:lineRule="auto"/>
-              <w:jc w:val="both"/>
-              <w:rPr>
-                <w:rFonts w:ascii="Calibri" w:hAnsi="Calibri" w:cs="Calibri"/>
-                <w:i/>
-                <w:sz w:val="22"/>
-                <w:szCs w:val="22"/>
-              </w:rPr>
-            </w:pPr>
-          </w:p>
-        </w:tc>
-      </w:tr>
-      <w:tr>
-        <w:tc>
-          <w:tcPr>
-            <w:tcW w:w="1223" w:type="dxa"/>
-            <w:tcBorders>
-              <w:top w:val="single" w:sz="4" w:space="0" w:color="000000"/>
-              <w:left w:val="single" w:sz="4" w:space="0" w:color="000000"/>
-              <w:bottom w:val="single" w:sz="4" w:space="0" w:color="000000"/>
-              <w:right w:val="single" w:sz="4" w:space="0" w:color="000000"/>
-            </w:tcBorders>
-          </w:tcPr>
-          <w:p>
-            <w:pPr>
-              <w:tabs>
-                <w:tab w:val="left" w:pos="540"/>
-                <w:tab w:val="left" w:pos="3480"/>
-              </w:tabs>
-              <w:rPr>
-                <w:rFonts w:ascii="Calibri" w:hAnsi="Calibri" w:cs="Calibri"/>
-                <w:b/>
-                <w:sz w:val="22"/>
-                <w:szCs w:val="22"/>
-              </w:rPr>
-            </w:pPr>
-          </w:p>
-        </w:tc>
-        <w:tc>
-          <w:tcPr>
-            <w:tcW w:w="6818" w:type="dxa"/>
-            <w:tcBorders>
-              <w:top w:val="single" w:sz="4" w:space="0" w:color="000000"/>
-              <w:left w:val="single" w:sz="4" w:space="0" w:color="000000"/>
-              <w:bottom w:val="single" w:sz="4" w:space="0" w:color="000000"/>
-              <w:right w:val="single" w:sz="4" w:space="0" w:color="000000"/>
-            </w:tcBorders>
-          </w:tcPr>
-          <w:p>
-            <w:pPr>
-              <w:tabs>
-                <w:tab w:val="left" w:pos="540"/>
-                <w:tab w:val="left" w:pos="3480"/>
-              </w:tabs>
-              <w:jc w:val="both"/>
-              <w:rPr>
-                <w:rFonts w:ascii="Calibri" w:hAnsi="Calibri" w:cs="Calibri"/>
-                <w:bCs/>
-                <w:sz w:val="22"/>
-                <w:szCs w:val="22"/>
-              </w:rPr>
-            </w:pPr>
-          </w:p>
-        </w:tc>
-        <w:tc>
-          <w:tcPr>
-            <w:tcW w:w="2714" w:type="dxa"/>
-            <w:tcBorders>
-              <w:top w:val="single" w:sz="4" w:space="0" w:color="000000"/>
-              <w:left w:val="single" w:sz="4" w:space="0" w:color="000000"/>
-              <w:bottom w:val="single" w:sz="4" w:space="0" w:color="000000"/>
-              <w:right w:val="single" w:sz="4" w:space="0" w:color="000000"/>
-            </w:tcBorders>
-          </w:tcPr>
-          <w:p>
-            <w:pPr>
-              <w:spacing w:line="360" w:lineRule="auto"/>
-              <w:jc w:val="both"/>
-              <w:rPr>
-                <w:rFonts w:ascii="Calibri" w:hAnsi="Calibri" w:cs="Calibri"/>
-                <w:i/>
-                <w:sz w:val="22"/>
-                <w:szCs w:val="22"/>
-              </w:rPr>
-            </w:pPr>
-          </w:p>
-        </w:tc>
-      </w:tr>
-      <w:tr>
-        <w:tc>
-          <w:tcPr>
-            <w:tcW w:w="1223" w:type="dxa"/>
-            <w:tcBorders>
-              <w:top w:val="single" w:sz="4" w:space="0" w:color="000000"/>
-              <w:left w:val="single" w:sz="4" w:space="0" w:color="000000"/>
-              <w:bottom w:val="single" w:sz="4" w:space="0" w:color="000000"/>
-              <w:right w:val="single" w:sz="4" w:space="0" w:color="000000"/>
-            </w:tcBorders>
-          </w:tcPr>
-          <w:p>
-            <w:pPr>
-              <w:tabs>
-                <w:tab w:val="left" w:pos="540"/>
-                <w:tab w:val="left" w:pos="3480"/>
-              </w:tabs>
-              <w:rPr>
-                <w:rFonts w:ascii="Calibri" w:hAnsi="Calibri" w:cs="Calibri"/>
-                <w:b/>
-                <w:sz w:val="22"/>
-                <w:szCs w:val="22"/>
-              </w:rPr>
-            </w:pPr>
-          </w:p>
-        </w:tc>
-        <w:tc>
-          <w:tcPr>
-            <w:tcW w:w="6818" w:type="dxa"/>
-            <w:tcBorders>
-              <w:top w:val="single" w:sz="4" w:space="0" w:color="000000"/>
-              <w:left w:val="single" w:sz="4" w:space="0" w:color="000000"/>
-              <w:bottom w:val="single" w:sz="4" w:space="0" w:color="000000"/>
-              <w:right w:val="single" w:sz="4" w:space="0" w:color="000000"/>
-            </w:tcBorders>
-          </w:tcPr>
-          <w:p>
-            <w:pPr>
-              <w:tabs>
-                <w:tab w:val="left" w:pos="540"/>
-                <w:tab w:val="left" w:pos="3480"/>
-              </w:tabs>
-              <w:jc w:val="both"/>
-              <w:rPr>
-                <w:rFonts w:ascii="Calibri" w:hAnsi="Calibri" w:cs="Calibri"/>
-                <w:bCs/>
-                <w:sz w:val="22"/>
-                <w:szCs w:val="22"/>
-              </w:rPr>
-            </w:pPr>
-          </w:p>
-        </w:tc>
-        <w:tc>
-          <w:tcPr>
-            <w:tcW w:w="2714" w:type="dxa"/>
-            <w:tcBorders>
-              <w:top w:val="single" w:sz="4" w:space="0" w:color="000000"/>
-              <w:left w:val="single" w:sz="4" w:space="0" w:color="000000"/>
-              <w:bottom w:val="single" w:sz="4" w:space="0" w:color="000000"/>
-              <w:right w:val="single" w:sz="4" w:space="0" w:color="000000"/>
-            </w:tcBorders>
-          </w:tcPr>
-          <w:p>
-            <w:pPr>
-              <w:spacing w:line="360" w:lineRule="auto"/>
-              <w:jc w:val="both"/>
-              <w:rPr>
-                <w:rFonts w:ascii="Calibri" w:hAnsi="Calibri" w:cs="Calibri"/>
-                <w:i/>
-                <w:sz w:val="22"/>
-                <w:szCs w:val="22"/>
-              </w:rPr>
-            </w:pPr>
-          </w:p>
-        </w:tc>
-      </w:tr>
-      <w:tr>
-        <w:tc>
-          <w:tcPr>
-            <w:tcW w:w="1223" w:type="dxa"/>
-            <w:tcBorders>
-              <w:top w:val="single" w:sz="4" w:space="0" w:color="000000"/>
-              <w:left w:val="single" w:sz="4" w:space="0" w:color="000000"/>
-              <w:bottom w:val="single" w:sz="4" w:space="0" w:color="000000"/>
-              <w:right w:val="single" w:sz="4" w:space="0" w:color="000000"/>
-            </w:tcBorders>
-          </w:tcPr>
-          <w:p>
-            <w:pPr>
-              <w:tabs>
-                <w:tab w:val="left" w:pos="540"/>
-                <w:tab w:val="left" w:pos="3480"/>
-              </w:tabs>
-              <w:rPr>
-                <w:rFonts w:ascii="Calibri" w:hAnsi="Calibri" w:cs="Calibri"/>
-                <w:b/>
-                <w:sz w:val="22"/>
-                <w:szCs w:val="22"/>
-              </w:rPr>
-            </w:pPr>
-          </w:p>
-        </w:tc>
-        <w:tc>
-          <w:tcPr>
-            <w:tcW w:w="6818" w:type="dxa"/>
-            <w:tcBorders>
-              <w:top w:val="single" w:sz="4" w:space="0" w:color="000000"/>
-              <w:left w:val="single" w:sz="4" w:space="0" w:color="000000"/>
-              <w:bottom w:val="single" w:sz="4" w:space="0" w:color="000000"/>
-              <w:right w:val="single" w:sz="4" w:space="0" w:color="000000"/>
-            </w:tcBorders>
-          </w:tcPr>
-          <w:p>
-            <w:pPr>
-              <w:tabs>
-                <w:tab w:val="left" w:pos="540"/>
-                <w:tab w:val="left" w:pos="3480"/>
-              </w:tabs>
-              <w:jc w:val="both"/>
-              <w:rPr>
-                <w:rFonts w:ascii="Calibri" w:hAnsi="Calibri" w:cs="Calibri"/>
-                <w:bCs/>
-                <w:sz w:val="22"/>
-                <w:szCs w:val="22"/>
-              </w:rPr>
-            </w:pPr>
-          </w:p>
-        </w:tc>
-        <w:tc>
-          <w:tcPr>
-            <w:tcW w:w="2714" w:type="dxa"/>
-            <w:tcBorders>
-              <w:top w:val="single" w:sz="4" w:space="0" w:color="000000"/>
-              <w:left w:val="single" w:sz="4" w:space="0" w:color="000000"/>
-              <w:bottom w:val="single" w:sz="4" w:space="0" w:color="000000"/>
-              <w:right w:val="single" w:sz="4" w:space="0" w:color="000000"/>
-            </w:tcBorders>
-          </w:tcPr>
-          <w:p>
-            <w:pPr>
-              <w:spacing w:line="360" w:lineRule="auto"/>
-              <w:jc w:val="both"/>
-              <w:rPr>
-                <w:rFonts w:ascii="Calibri" w:hAnsi="Calibri" w:cs="Calibri"/>
-                <w:i/>
+                <w:color w:val="FF0000"/>
                 <w:sz w:val="22"/>
                 <w:szCs w:val="22"/>
               </w:rPr>
@@ -7120,6 +6393,36 @@
         </w:tc>
       </w:tr>
     </w:tbl>
+    <w:p>
+      <w:pPr>
+        <w:rPr>
+          <w:rFonts w:ascii="Calibri" w:hAnsi="Calibri" w:cs="Calibri"/>
+          <w:b/>
+          <w:bCs/>
+          <w:color w:val="FF0000"/>
+        </w:rPr>
+      </w:pPr>
+    </w:p>
+    <w:p>
+      <w:pPr>
+        <w:rPr>
+          <w:rFonts w:ascii="Calibri" w:hAnsi="Calibri" w:cs="Calibri"/>
+          <w:sz w:val="22"/>
+          <w:szCs w:val="22"/>
+        </w:rPr>
+      </w:pPr>
+    </w:p>
+    <w:p>
+      <w:pPr>
+        <w:spacing w:line="360" w:lineRule="auto"/>
+        <w:jc w:val="both"/>
+        <w:rPr>
+          <w:rFonts w:ascii="Calibri" w:hAnsi="Calibri" w:cs="Calibri"/>
+          <w:sz w:val="22"/>
+          <w:szCs w:val="22"/>
+        </w:rPr>
+      </w:pPr>
+    </w:p>
     <w:p>
       <w:pPr>
         <w:spacing w:line="360" w:lineRule="auto"/>
@@ -7246,27 +6549,7 @@
                 <w:sz w:val="22"/>
                 <w:szCs w:val="22"/>
               </w:rPr>
-              <w:t xml:space="preserve"> (Shift timings, logistics, need of experts, safety issues, possible risks </w:t>
-            </w:r>
-            <w:proofErr w:type="spellStart"/>
-            <w:r>
-              <w:rPr>
-                <w:rFonts w:ascii="Calibri" w:hAnsi="Calibri" w:cs="Calibri"/>
-                <w:bCs/>
-                <w:sz w:val="22"/>
-                <w:szCs w:val="22"/>
-              </w:rPr>
-              <w:t>etc</w:t>
-            </w:r>
-            <w:proofErr w:type="spellEnd"/>
-            <w:r>
-              <w:rPr>
-                <w:rFonts w:ascii="Calibri" w:hAnsi="Calibri" w:cs="Calibri"/>
-                <w:bCs/>
-                <w:sz w:val="22"/>
-                <w:szCs w:val="22"/>
-              </w:rPr>
-              <w:t>)</w:t>
+              <w:t xml:space="preserve"> (Shift timings, logistics, need of experts, safety issues, possible risks etc)</w:t>
             </w:r>
           </w:p>
         </w:tc>
@@ -7360,6 +6643,13 @@
                 <w:szCs w:val="22"/>
               </w:rPr>
             </w:pPr>
+            <w:r>
+              <w:rPr>
+                <w:rFonts w:ascii="Calibri" w:hAnsi="Calibri"/>
+                <w:szCs w:val="22"/>
+              </w:rPr>
+              <w:t>{{riskCategory}}</w:t>
+            </w:r>
           </w:p>
         </w:tc>
       </w:tr>
@@ -7447,6 +6737,7 @@
                 <w:sz w:val="22"/>
                 <w:szCs w:val="22"/>
               </w:rPr>
+              <w:lastRenderedPageBreak/>
               <w:t>About PPE</w:t>
             </w:r>
           </w:p>
@@ -7575,6 +6866,14 @@
                 <w:szCs w:val="22"/>
               </w:rPr>
             </w:pPr>
+            <w:r>
+              <w:rPr>
+                <w:rFonts w:ascii="Calibri" w:hAnsi="Calibri" w:cs="Calibri"/>
+                <w:sz w:val="22"/>
+                <w:szCs w:val="22"/>
+              </w:rPr>
+              <w:t>{{reviewedBy}}</w:t>
+            </w:r>
           </w:p>
         </w:tc>
       </w:tr>
@@ -7627,6 +6926,14 @@
                 <w:szCs w:val="22"/>
               </w:rPr>
             </w:pPr>
+            <w:r>
+              <w:rPr>
+                <w:rFonts w:ascii="Calibri" w:hAnsi="Calibri" w:cs="Calibri"/>
+                <w:sz w:val="22"/>
+                <w:szCs w:val="22"/>
+              </w:rPr>
+              <w:t>{{dateOfReview}}</w:t>
+            </w:r>
           </w:p>
         </w:tc>
       </w:tr>
@@ -7641,243 +6948,6 @@
         </w:rPr>
       </w:pPr>
     </w:p>
-    <w:p>
-      <w:pPr>
-        <w:rPr>
-          <w:rFonts w:ascii="Calibri" w:hAnsi="Calibri" w:cs="Calibri"/>
-          <w:b/>
-          <w:sz w:val="22"/>
-          <w:szCs w:val="22"/>
-        </w:rPr>
-      </w:pPr>
-      <w:r>
-        <w:rPr>
-          <w:rFonts w:ascii="Arial" w:hAnsi="Arial" w:cs="Arial"/>
-          <w:b/>
-          <w:sz w:val="22"/>
-          <w:szCs w:val="22"/>
-        </w:rPr>
-        <w:t xml:space="preserve">Auditors will visit the </w:t>
-      </w:r>
-      <w:proofErr w:type="spellStart"/>
-      <w:r>
-        <w:rPr>
-          <w:rFonts w:ascii="Arial" w:hAnsi="Arial" w:cs="Arial"/>
-          <w:b/>
-          <w:sz w:val="22"/>
-          <w:szCs w:val="22"/>
-        </w:rPr>
-        <w:t>Badmal</w:t>
-      </w:r>
-      <w:proofErr w:type="spellEnd"/>
-      <w:r>
-        <w:rPr>
-          <w:rFonts w:ascii="Arial" w:hAnsi="Arial" w:cs="Arial"/>
-          <w:b/>
-          <w:sz w:val="22"/>
-          <w:szCs w:val="22"/>
-        </w:rPr>
-        <w:t xml:space="preserve"> Mining site during stage -2 audit</w:t>
-      </w:r>
-    </w:p>
-    <w:tbl>
-      <w:tblPr>
-        <w:tblW w:w="10632" w:type="dxa"/>
-        <w:tblInd w:w="108" w:type="dxa"/>
-        <w:tblBorders>
-          <w:top w:val="single" w:sz="4" w:space="0" w:color="000000"/>
-          <w:left w:val="single" w:sz="4" w:space="0" w:color="000000"/>
-          <w:bottom w:val="single" w:sz="4" w:space="0" w:color="000000"/>
-          <w:right w:val="single" w:sz="4" w:space="0" w:color="000000"/>
-          <w:insideH w:val="single" w:sz="4" w:space="0" w:color="000000"/>
-          <w:insideV w:val="single" w:sz="4" w:space="0" w:color="000000"/>
-        </w:tblBorders>
-        <w:tblLook w:val="04A0" w:firstRow="1" w:lastRow="0" w:firstColumn="1" w:lastColumn="0" w:noHBand="0" w:noVBand="1"/>
-      </w:tblPr>
-      <w:tblGrid>
-        <w:gridCol w:w="10632"/>
-      </w:tblGrid>
-      <w:tr>
-        <w:tc>
-          <w:tcPr>
-            <w:tcW w:w="10632" w:type="dxa"/>
-          </w:tcPr>
-          <w:p>
-            <w:pPr>
-              <w:widowControl w:val="0"/>
-              <w:autoSpaceDE w:val="0"/>
-              <w:autoSpaceDN w:val="0"/>
-              <w:adjustRightInd w:val="0"/>
-              <w:rPr>
-                <w:rFonts w:ascii="Calibri" w:hAnsi="Calibri" w:cs="Calibri"/>
-                <w:b/>
-                <w:bCs/>
-                <w:color w:val="000000"/>
-                <w:spacing w:val="-1"/>
-                <w:sz w:val="22"/>
-                <w:szCs w:val="22"/>
-              </w:rPr>
-            </w:pPr>
-            <w:r>
-              <w:rPr>
-                <w:rFonts w:ascii="Calibri" w:hAnsi="Calibri" w:cs="Calibri"/>
-                <w:b/>
-                <w:bCs/>
-                <w:color w:val="000000"/>
-                <w:spacing w:val="-1"/>
-                <w:sz w:val="22"/>
-                <w:szCs w:val="22"/>
-              </w:rPr>
-              <w:t>Non-Conformities</w:t>
-            </w:r>
-            <w:r>
-              <w:rPr>
-                <w:rFonts w:ascii="Calibri" w:hAnsi="Calibri" w:cs="Calibri"/>
-                <w:b/>
-                <w:bCs/>
-                <w:color w:val="000000"/>
-                <w:spacing w:val="-1"/>
-                <w:sz w:val="22"/>
-                <w:szCs w:val="22"/>
-              </w:rPr>
-              <w:t xml:space="preserve"> Raised:</w:t>
-            </w:r>
-          </w:p>
-          <w:p>
-            <w:pPr>
-              <w:rPr>
-                <w:rFonts w:ascii="Calibri" w:hAnsi="Calibri" w:cs="Calibri"/>
-                <w:sz w:val="22"/>
-                <w:szCs w:val="22"/>
-              </w:rPr>
-            </w:pPr>
-          </w:p>
-          <w:p>
-            <w:pPr>
-              <w:rPr>
-                <w:rFonts w:ascii="Calibri" w:hAnsi="Calibri" w:cs="Calibri"/>
-                <w:i/>
-                <w:iCs/>
-                <w:sz w:val="22"/>
-                <w:szCs w:val="22"/>
-              </w:rPr>
-            </w:pPr>
-            <w:r>
-              <w:rPr>
-                <w:rFonts w:ascii="Calibri" w:hAnsi="Calibri" w:cs="Calibri"/>
-                <w:b/>
-                <w:bCs/>
-                <w:color w:val="000000"/>
-                <w:spacing w:val="-1"/>
-                <w:sz w:val="22"/>
-                <w:szCs w:val="22"/>
-              </w:rPr>
-              <w:t xml:space="preserve">____Observation_0___Minor/Major </w:t>
-            </w:r>
-            <w:r>
-              <w:rPr>
-                <w:rFonts w:ascii="Calibri" w:hAnsi="Calibri" w:cs="Calibri"/>
-                <w:b/>
-                <w:bCs/>
-                <w:color w:val="000000"/>
-                <w:spacing w:val="-1"/>
-                <w:sz w:val="22"/>
-                <w:szCs w:val="22"/>
-              </w:rPr>
-              <w:t>Non-conformance</w:t>
-            </w:r>
-            <w:r>
-              <w:rPr>
-                <w:rFonts w:ascii="Calibri" w:hAnsi="Calibri" w:cs="Calibri"/>
-                <w:b/>
-                <w:bCs/>
-                <w:color w:val="000000"/>
-                <w:spacing w:val="-1"/>
-                <w:sz w:val="22"/>
-                <w:szCs w:val="22"/>
-              </w:rPr>
-              <w:t xml:space="preserve"> identified in the Stage 1 </w:t>
-            </w:r>
-            <w:r>
-              <w:rPr>
-                <w:rFonts w:ascii="Calibri" w:hAnsi="Calibri" w:cs="Calibri"/>
-                <w:b/>
-                <w:bCs/>
-                <w:color w:val="000000"/>
-                <w:spacing w:val="-1"/>
-                <w:sz w:val="22"/>
-                <w:szCs w:val="22"/>
-              </w:rPr>
-              <w:t>audit, details</w:t>
-            </w:r>
-            <w:r>
-              <w:rPr>
-                <w:rFonts w:ascii="Calibri" w:hAnsi="Calibri" w:cs="Calibri"/>
-                <w:b/>
-                <w:bCs/>
-                <w:color w:val="000000"/>
-                <w:spacing w:val="-1"/>
-                <w:sz w:val="22"/>
-                <w:szCs w:val="22"/>
-              </w:rPr>
-              <w:t xml:space="preserve"> of Non Conformance in CAR </w:t>
-            </w:r>
-            <w:r>
-              <w:rPr>
-                <w:rFonts w:ascii="Calibri" w:hAnsi="Calibri" w:cs="Calibri"/>
-                <w:b/>
-                <w:bCs/>
-                <w:color w:val="000000"/>
-                <w:spacing w:val="-1"/>
-                <w:sz w:val="22"/>
-                <w:szCs w:val="22"/>
-              </w:rPr>
-              <w:t>Format (</w:t>
-            </w:r>
-            <w:r>
-              <w:rPr>
-                <w:rFonts w:ascii="Calibri" w:hAnsi="Calibri" w:cs="Calibri"/>
-                <w:b/>
-                <w:bCs/>
-                <w:color w:val="000000"/>
-                <w:spacing w:val="-1"/>
-                <w:sz w:val="22"/>
-                <w:szCs w:val="22"/>
-              </w:rPr>
-              <w:t xml:space="preserve">F-28) </w:t>
-            </w:r>
-            <w:r>
-              <w:rPr>
-                <w:rFonts w:ascii="Calibri" w:hAnsi="Calibri" w:cs="Calibri"/>
-                <w:i/>
-                <w:iCs/>
-                <w:sz w:val="22"/>
-                <w:szCs w:val="22"/>
-              </w:rPr>
-              <w:t>Please respond by using your own corrective action form and include the root cause analysis with systemic corrective action. Failure to include root cause analysis with systemic corrective action will result in your responses being rejected by Lead Auditor.</w:t>
-            </w:r>
-          </w:p>
-          <w:p>
-            <w:pPr>
-              <w:rPr>
-                <w:rFonts w:ascii="Calibri" w:hAnsi="Calibri" w:cs="Calibri"/>
-                <w:sz w:val="22"/>
-                <w:szCs w:val="22"/>
-              </w:rPr>
-            </w:pPr>
-          </w:p>
-          <w:p>
-            <w:pPr>
-              <w:rPr>
-                <w:rFonts w:ascii="Calibri" w:hAnsi="Calibri" w:cs="Calibri"/>
-                <w:sz w:val="22"/>
-                <w:szCs w:val="22"/>
-              </w:rPr>
-            </w:pPr>
-          </w:p>
-        </w:tc>
-      </w:tr>
-    </w:tbl>
     <w:p>
       <w:pPr>
         <w:ind w:hanging="720"/>
@@ -8567,23 +7637,7 @@
                 <w:rFonts w:ascii="Calibri" w:hAnsi="Calibri"/>
                 <w:szCs w:val="22"/>
               </w:rPr>
-              <w:t>{{</w:t>
-            </w:r>
-            <w:proofErr w:type="spellStart"/>
-            <w:r>
-              <w:rPr>
-                <w:rFonts w:ascii="Calibri" w:hAnsi="Calibri"/>
-                <w:szCs w:val="22"/>
-              </w:rPr>
-              <w:t>endDateOfAudit</w:t>
-            </w:r>
-            <w:proofErr w:type="spellEnd"/>
-            <w:r>
-              <w:rPr>
-                <w:rFonts w:ascii="Calibri" w:hAnsi="Calibri"/>
-                <w:szCs w:val="22"/>
-              </w:rPr>
-              <w:t>}}</w:t>
+              <w:t>{{endDateOfAudit}}</w:t>
             </w:r>
           </w:p>
         </w:tc>
@@ -8720,25 +7774,7 @@
                 <w:b/>
                 <w:bCs/>
               </w:rPr>
-              <w:t>{{</w:t>
-            </w:r>
-            <w:proofErr w:type="spellStart"/>
-            <w:r>
-              <w:rPr>
-                <w:rFonts w:cs="Calibri"/>
-                <w:b/>
-                <w:bCs/>
-              </w:rPr>
-              <w:t>auditorName</w:t>
-            </w:r>
-            <w:proofErr w:type="spellEnd"/>
-            <w:r>
-              <w:rPr>
-                <w:rFonts w:cs="Calibri"/>
-                <w:b/>
-                <w:bCs/>
-              </w:rPr>
-              <w:t>}}</w:t>
+              <w:t>{{auditorName}}</w:t>
             </w:r>
           </w:p>
           <w:p>
@@ -8811,25 +7847,7 @@
                 <w:sz w:val="22"/>
                 <w:szCs w:val="22"/>
               </w:rPr>
-              <w:t>{{</w:t>
-            </w:r>
-            <w:proofErr w:type="spellStart"/>
-            <w:r>
-              <w:rPr>
-                <w:rFonts w:ascii="Calibri" w:hAnsi="Calibri" w:cs="Arial"/>
-                <w:sz w:val="22"/>
-                <w:szCs w:val="22"/>
-              </w:rPr>
-              <w:t>clientName</w:t>
-            </w:r>
-            <w:proofErr w:type="spellEnd"/>
-            <w:r>
-              <w:rPr>
-                <w:rFonts w:ascii="Calibri" w:hAnsi="Calibri" w:cs="Arial"/>
-                <w:sz w:val="22"/>
-                <w:szCs w:val="22"/>
-              </w:rPr>
-              <w:t>}}</w:t>
+              <w:t>{{clientName}}</w:t>
             </w:r>
           </w:p>
           <w:p>
@@ -8923,47 +7941,7 @@
           <w:sz w:val="20"/>
           <w:szCs w:val="20"/>
         </w:rPr>
-        <w:t xml:space="preserve">Ownership- This Audit Report is the Property of Accurate Global INC. This should be </w:t>
-      </w:r>
-      <w:proofErr w:type="spellStart"/>
-      <w:r>
-        <w:rPr>
-          <w:i/>
-          <w:iCs/>
-          <w:sz w:val="20"/>
-          <w:szCs w:val="20"/>
-        </w:rPr>
-        <w:t>immidiately</w:t>
-      </w:r>
-      <w:proofErr w:type="spellEnd"/>
-      <w:r>
-        <w:rPr>
-          <w:i/>
-          <w:iCs/>
-          <w:sz w:val="20"/>
-          <w:szCs w:val="20"/>
-        </w:rPr>
-        <w:t xml:space="preserve"> returned back to AGI in the event of </w:t>
-      </w:r>
-      <w:proofErr w:type="spellStart"/>
-      <w:r>
-        <w:rPr>
-          <w:i/>
-          <w:iCs/>
-          <w:sz w:val="20"/>
-          <w:szCs w:val="20"/>
-        </w:rPr>
-        <w:t>expiry,suspension</w:t>
-      </w:r>
-      <w:proofErr w:type="spellEnd"/>
-      <w:r>
-        <w:rPr>
-          <w:i/>
-          <w:iCs/>
-          <w:sz w:val="20"/>
-          <w:szCs w:val="20"/>
-        </w:rPr>
-        <w:t>, withdrawn, termination of the certification Contract. Any misuse, alteration, counterfeiting of this report shall result in legal actions by AGI</w:t>
+        <w:t>Ownership- This Audit Report is the Property of Accurate Global INC. This should be immidiately returned back to AGI in the event of expiry,suspension, withdrawn, termination of the certification Contract. Any misuse, alteration, counterfeiting of this report shall result in legal actions by AGI</w:t>
       </w:r>
     </w:p>
     <w:sectPr>
@@ -13609,7 +12587,7 @@
   <w:style w:type="paragraph" w:default="1" w:styleId="Normal">
     <w:name w:val="Normal"/>
     <w:qFormat/>
-    <w:rsid w:val="00872A9C"/>
+    <w:rsid w:val="00D53BB4"/>
     <w:rPr>
       <w:sz w:val="24"/>
       <w:szCs w:val="24"/>
